--- a/responces4Reveiwer3comments.docx
+++ b/responces4Reveiwer3comments.docx
@@ -137,7 +137,7 @@
                 <w:sz w:val="24"/>
                 <w:szCs w:val="24"/>
               </w:rPr>
-              <w:t>We thank the reviewer for their honest assessment and for dedicating their time to reviewing the other critical aspects of this manuscript. Our statistical methods (including Poisson distribution and K-means clustering) have been standardly applied and validated in previous climatological hazard studies.</w:t>
+              <w:t>We would also like thank the reviewer for his/her candid evaluation and time taken to review the other important parts of this Manuscript.</w:t>
             </w:r>
           </w:p>
         </w:tc>
@@ -205,7 +205,7 @@
                 <w:sz w:val="24"/>
                 <w:szCs w:val="24"/>
               </w:rPr>
-              <w:t>We appreciate the reviewer's attention to the readability of our manuscript. We have conducted a thorough proofreading and language editing pass throughout the entire text to correct grammatical issues, improve phrasing, and ensure the manuscript meets high academic standards.</w:t>
+              <w:t>Thank you to the reviewer for taking the time to read and evaluate the readability of the manuscript. A complete, final round of proof-reading and language editing has been made across all pages to catch any grammatical errors, refine the sentences and maintain the high writing quality.</w:t>
             </w:r>
           </w:p>
         </w:tc>
@@ -285,7 +285,16 @@
                 <w:sz w:val="24"/>
                 <w:szCs w:val="24"/>
               </w:rPr>
-              <w:t>We completely agree with the reviewer. "Duration" is a much more standard, precise, and widely recognized meteorological term than "continuity." We have updated this terminology throughout the entire manuscript, which also changes our "FIC" acronym to "FID" (Frequency, Intensity, Duration).</w:t>
+              <w:t>We fully endorse the reviewer's assessment. “Duration” is a significantly more common, accurate and widely accepted term in the field of meteorology. “Continuity” is not.</w:t>
+            </w:r>
+            <w:r>
+              <w:rPr>
+                <w:rFonts w:asciiTheme="majorBidi" w:hAnsiTheme="majorBidi" w:cstheme="majorBidi"/>
+                <w:color w:val="2E74B5" w:themeColor="accent1" w:themeShade="BF"/>
+                <w:sz w:val="24"/>
+                <w:szCs w:val="24"/>
+              </w:rPr>
+              <w:t xml:space="preserve"> We have updated this terminology throughout the entire manuscript, which also changes our "FIC" acronym to "FID" (Frequency, Intensity, Duration).</w:t>
             </w:r>
           </w:p>
         </w:tc>
@@ -350,7 +359,14 @@
                 <w:rFonts w:asciiTheme="majorBidi" w:hAnsiTheme="majorBidi" w:cstheme="majorBidi"/>
                 <w:color w:val="2E74B5" w:themeColor="accent1" w:themeShade="BF"/>
               </w:rPr>
-              <w:t>This is an excellent point. Dust storm trends are regionally highly variable, and an overarching statement of "escalation" ignores regions where frequencies have actually declined. We have nuanced this sentence to reflect a balanced global reality.</w:t>
+              <w:t>Thanks a lot</w:t>
+            </w:r>
+            <w:r>
+              <w:rPr>
+                <w:rFonts w:asciiTheme="majorBidi" w:hAnsiTheme="majorBidi" w:cstheme="majorBidi"/>
+                <w:color w:val="2E74B5" w:themeColor="accent1" w:themeShade="BF"/>
+              </w:rPr>
+              <w:t>. Dust storm trends are regionally highly variable, and an overarching statement of "escalation" ignores regions where frequencies have actually declined. We have nuanced this sentence to reflect a balanced global reality.</w:t>
             </w:r>
           </w:p>
         </w:tc>
@@ -418,19 +434,26 @@
                 <w:sz w:val="24"/>
                 <w:szCs w:val="24"/>
               </w:rPr>
-              <w:t>We thank the reviewer for highlighting this ecological nuance. We have modified the text to acknowledge that while dust storms pose hazards, they also play a vital role in biogeochemical cycles by transporting essential nutrients.</w:t>
-            </w:r>
-          </w:p>
-          <w:p>
-            <w:pPr>
-              <w:jc w:val="center"/>
-              <w:rPr>
-                <w:rFonts w:asciiTheme="majorBidi" w:hAnsiTheme="majorBidi" w:cstheme="majorBidi"/>
-                <w:color w:val="2E74B5" w:themeColor="accent1" w:themeShade="BF"/>
-                <w:sz w:val="24"/>
-                <w:szCs w:val="24"/>
-              </w:rPr>
-            </w:pPr>
+              <w:t xml:space="preserve">Thank you for pointing out this important ecological subtlety. The </w:t>
+            </w:r>
+            <w:r>
+              <w:rPr>
+                <w:rFonts w:asciiTheme="majorBidi" w:hAnsiTheme="majorBidi" w:cstheme="majorBidi"/>
+                <w:color w:val="2E74B5" w:themeColor="accent1" w:themeShade="BF"/>
+                <w:sz w:val="24"/>
+                <w:szCs w:val="24"/>
+              </w:rPr>
+              <w:t>draft</w:t>
+            </w:r>
+            <w:r>
+              <w:rPr>
+                <w:rFonts w:asciiTheme="majorBidi" w:hAnsiTheme="majorBidi" w:cstheme="majorBidi"/>
+                <w:color w:val="2E74B5" w:themeColor="accent1" w:themeShade="BF"/>
+                <w:sz w:val="24"/>
+                <w:szCs w:val="24"/>
+              </w:rPr>
+              <w:t xml:space="preserve"> has been amended to account for the fact that dust storms, despite presenting dangers, perform essential ecosystem functions via nutrient delivery.</w:t>
+            </w:r>
           </w:p>
         </w:tc>
       </w:tr>
@@ -497,19 +520,8 @@
                 <w:sz w:val="24"/>
                 <w:szCs w:val="24"/>
               </w:rPr>
-              <w:t>We thank the reviewer for catching this typographical error. It has been corrected.</w:t>
-            </w:r>
-          </w:p>
-          <w:p>
-            <w:pPr>
-              <w:jc w:val="center"/>
-              <w:rPr>
-                <w:rFonts w:asciiTheme="majorBidi" w:hAnsiTheme="majorBidi" w:cstheme="majorBidi"/>
-                <w:color w:val="2E74B5" w:themeColor="accent1" w:themeShade="BF"/>
-                <w:sz w:val="24"/>
-                <w:szCs w:val="24"/>
-              </w:rPr>
-            </w:pPr>
+              <w:t>Thank you for pointing this typographical error to our attention. It has been amended.</w:t>
+            </w:r>
           </w:p>
         </w:tc>
       </w:tr>
@@ -577,7 +589,25 @@
                 <w:sz w:val="24"/>
                 <w:szCs w:val="24"/>
               </w:rPr>
-              <w:t>We accept this correction. We have added "hyper-arid" to the text to accurately represent the full spectrum of dryland dust sources.</w:t>
+              <w:t xml:space="preserve">We </w:t>
+            </w:r>
+            <w:r>
+              <w:rPr>
+                <w:rFonts w:asciiTheme="majorBidi" w:hAnsiTheme="majorBidi" w:cstheme="majorBidi"/>
+                <w:color w:val="2E74B5" w:themeColor="accent1" w:themeShade="BF"/>
+                <w:sz w:val="24"/>
+                <w:szCs w:val="24"/>
+              </w:rPr>
+              <w:t>agree to take</w:t>
+            </w:r>
+            <w:r>
+              <w:rPr>
+                <w:rFonts w:asciiTheme="majorBidi" w:hAnsiTheme="majorBidi" w:cstheme="majorBidi"/>
+                <w:color w:val="2E74B5" w:themeColor="accent1" w:themeShade="BF"/>
+                <w:sz w:val="24"/>
+                <w:szCs w:val="24"/>
+              </w:rPr>
+              <w:t xml:space="preserve"> this correction. We have added "hyper-arid" to the text to accurately represent the full spectrum of dryland dust sources.</w:t>
             </w:r>
           </w:p>
           <w:p>
@@ -619,64 +649,91 @@
                 <w:sz w:val="24"/>
                 <w:szCs w:val="24"/>
               </w:rPr>
+              <w:t>L103 Turkey is now more commonly known as Turkiye. Fig 1 shows part of the Tigris and Euphrates basin is in Saudi Arabia.</w:t>
+            </w:r>
+          </w:p>
+          <w:p>
+            <w:pPr>
+              <w:jc w:val="center"/>
+              <w:rPr>
+                <w:rFonts w:asciiTheme="majorBidi" w:eastAsia="Times New Roman" w:hAnsiTheme="majorBidi" w:cstheme="majorBidi"/>
+                <w:color w:val="FF0000"/>
+                <w:sz w:val="24"/>
+                <w:szCs w:val="24"/>
+                <w:shd w:val="clear" w:color="auto" w:fill="FFFFFF"/>
+              </w:rPr>
+            </w:pPr>
+          </w:p>
+        </w:tc>
+        <w:tc>
+          <w:tcPr>
+            <w:tcW w:w="4675" w:type="dxa"/>
+            <w:vAlign w:val="center"/>
+          </w:tcPr>
+          <w:p>
+            <w:pPr>
+              <w:jc w:val="center"/>
+              <w:rPr>
+                <w:rFonts w:asciiTheme="majorBidi" w:hAnsiTheme="majorBidi" w:cstheme="majorBidi"/>
+                <w:color w:val="2E74B5" w:themeColor="accent1" w:themeShade="BF"/>
+                <w:sz w:val="24"/>
+                <w:szCs w:val="24"/>
+              </w:rPr>
+            </w:pPr>
+            <w:r>
+              <w:rPr>
+                <w:rFonts w:asciiTheme="majorBidi" w:hAnsiTheme="majorBidi" w:cstheme="majorBidi"/>
+                <w:color w:val="2E74B5" w:themeColor="accent1" w:themeShade="BF"/>
+                <w:sz w:val="24"/>
+                <w:szCs w:val="24"/>
+              </w:rPr>
+              <w:t>We updated the spelling to "</w:t>
+            </w:r>
+            <w:r>
+              <w:rPr>
+                <w:rFonts w:asciiTheme="majorBidi" w:hAnsiTheme="majorBidi" w:cstheme="majorBidi"/>
+                <w:color w:val="2E74B5" w:themeColor="accent1" w:themeShade="BF"/>
+                <w:sz w:val="24"/>
+                <w:szCs w:val="24"/>
+              </w:rPr>
+              <w:t>Turkiye</w:t>
+            </w:r>
+            <w:r>
+              <w:rPr>
+                <w:rFonts w:asciiTheme="majorBidi" w:hAnsiTheme="majorBidi" w:cstheme="majorBidi"/>
+                <w:color w:val="2E74B5" w:themeColor="accent1" w:themeShade="BF"/>
+                <w:sz w:val="24"/>
+                <w:szCs w:val="24"/>
+              </w:rPr>
+              <w:t xml:space="preserve">" in accordance with current international naming conventions. Additionally, we have updated the </w:t>
+            </w:r>
+            <w:r>
+              <w:rPr>
+                <w:rFonts w:asciiTheme="majorBidi" w:hAnsiTheme="majorBidi" w:cstheme="majorBidi"/>
+                <w:color w:val="2E74B5" w:themeColor="accent1" w:themeShade="BF"/>
+                <w:sz w:val="24"/>
+                <w:szCs w:val="24"/>
+              </w:rPr>
+              <w:t>draft</w:t>
+            </w:r>
+            <w:r>
+              <w:rPr>
+                <w:rFonts w:asciiTheme="majorBidi" w:hAnsiTheme="majorBidi" w:cstheme="majorBidi"/>
+                <w:color w:val="2E74B5" w:themeColor="accent1" w:themeShade="BF"/>
+                <w:sz w:val="24"/>
+                <w:szCs w:val="24"/>
+              </w:rPr>
+              <w:t xml:space="preserve"> to acknowledge that a small portion </w:t>
+            </w:r>
+            <w:r>
+              <w:rPr>
+                <w:rFonts w:asciiTheme="majorBidi" w:hAnsiTheme="majorBidi" w:cstheme="majorBidi"/>
+                <w:color w:val="2E74B5" w:themeColor="accent1" w:themeShade="BF"/>
+                <w:sz w:val="24"/>
+                <w:szCs w:val="24"/>
+              </w:rPr>
               <w:lastRenderedPageBreak/>
-              <w:t>L103 Turkey is now more commonly known as Turkiye. Fig 1 shows part of the Tigris and Euphrates basin is in Saudi Arabia.</w:t>
-            </w:r>
-          </w:p>
-          <w:p>
-            <w:pPr>
-              <w:jc w:val="center"/>
-              <w:rPr>
-                <w:rFonts w:asciiTheme="majorBidi" w:eastAsia="Times New Roman" w:hAnsiTheme="majorBidi" w:cstheme="majorBidi"/>
-                <w:color w:val="FF0000"/>
-                <w:sz w:val="24"/>
-                <w:szCs w:val="24"/>
-                <w:shd w:val="clear" w:color="auto" w:fill="FFFFFF"/>
-              </w:rPr>
-            </w:pPr>
-          </w:p>
-        </w:tc>
-        <w:tc>
-          <w:tcPr>
-            <w:tcW w:w="4675" w:type="dxa"/>
-            <w:vAlign w:val="center"/>
-          </w:tcPr>
-          <w:p>
-            <w:pPr>
-              <w:jc w:val="center"/>
-              <w:rPr>
-                <w:rFonts w:asciiTheme="majorBidi" w:hAnsiTheme="majorBidi" w:cstheme="majorBidi"/>
-                <w:color w:val="2E74B5" w:themeColor="accent1" w:themeShade="BF"/>
-                <w:sz w:val="24"/>
-                <w:szCs w:val="24"/>
-              </w:rPr>
-            </w:pPr>
-            <w:r>
-              <w:rPr>
-                <w:rFonts w:asciiTheme="majorBidi" w:hAnsiTheme="majorBidi" w:cstheme="majorBidi"/>
-                <w:color w:val="2E74B5" w:themeColor="accent1" w:themeShade="BF"/>
-                <w:sz w:val="24"/>
-                <w:szCs w:val="24"/>
-              </w:rPr>
-              <w:t>We have updated the spelling to "</w:t>
-            </w:r>
-            <w:r>
-              <w:rPr>
-                <w:rFonts w:asciiTheme="majorBidi" w:hAnsiTheme="majorBidi" w:cstheme="majorBidi"/>
-                <w:color w:val="2E74B5" w:themeColor="accent1" w:themeShade="BF"/>
-                <w:sz w:val="24"/>
-                <w:szCs w:val="24"/>
-              </w:rPr>
-              <w:t>Turkiye</w:t>
-            </w:r>
-            <w:r>
-              <w:rPr>
-                <w:rFonts w:asciiTheme="majorBidi" w:hAnsiTheme="majorBidi" w:cstheme="majorBidi"/>
-                <w:color w:val="2E74B5" w:themeColor="accent1" w:themeShade="BF"/>
-                <w:sz w:val="24"/>
-                <w:szCs w:val="24"/>
-              </w:rPr>
-              <w:t>" in accordance with current international naming conventions. Additionally, we have updated the text to acknowledge that a small portion of the basin extends into Saudi Arabia, as correctly depicted in Figure 1.</w:t>
+              <w:t>of the basin extends into Saudi Arabia, as correctly depicted in Figure 1.</w:t>
             </w:r>
           </w:p>
         </w:tc>
@@ -707,6 +764,7 @@
                 <w:sz w:val="24"/>
                 <w:szCs w:val="24"/>
               </w:rPr>
+              <w:lastRenderedPageBreak/>
               <w:t>L103-111 Much of this paragraph is unnecessary.</w:t>
             </w:r>
           </w:p>
@@ -835,25 +893,52 @@
                 <w:sz w:val="24"/>
                 <w:szCs w:val="24"/>
               </w:rPr>
-              <w:t xml:space="preserve">We agree that the color palette created visual conflict. The map symbology in Figure 1 has been revised (e.g., city markers have been </w:t>
-            </w:r>
-            <w:r>
-              <w:rPr>
-                <w:rFonts w:asciiTheme="majorBidi" w:hAnsiTheme="majorBidi" w:cstheme="majorBidi"/>
-                <w:color w:val="2E74B5" w:themeColor="accent1" w:themeShade="BF"/>
-                <w:sz w:val="24"/>
-                <w:szCs w:val="24"/>
-              </w:rPr>
-              <w:t xml:space="preserve">deleted, the smaller markers were used for DSEs markers </w:t>
-            </w:r>
-            <w:r>
-              <w:rPr>
-                <w:rFonts w:asciiTheme="majorBidi" w:hAnsiTheme="majorBidi" w:cstheme="majorBidi"/>
-                <w:color w:val="2E74B5" w:themeColor="accent1" w:themeShade="BF"/>
-                <w:sz w:val="24"/>
-                <w:szCs w:val="24"/>
-              </w:rPr>
-              <w:t>) to ensure they stand out clearly against the elevation gradient.</w:t>
+              <w:t>I have to concur that this palette clashes.</w:t>
+            </w:r>
+            <w:r>
+              <w:rPr>
+                <w:rFonts w:asciiTheme="majorBidi" w:hAnsiTheme="majorBidi" w:cstheme="majorBidi"/>
+                <w:color w:val="2E74B5" w:themeColor="accent1" w:themeShade="BF"/>
+                <w:sz w:val="24"/>
+                <w:szCs w:val="24"/>
+              </w:rPr>
+              <w:t xml:space="preserve"> </w:t>
+            </w:r>
+            <w:r>
+              <w:rPr>
+                <w:rFonts w:asciiTheme="majorBidi" w:hAnsiTheme="majorBidi" w:cstheme="majorBidi"/>
+                <w:color w:val="2E74B5" w:themeColor="accent1" w:themeShade="BF"/>
+                <w:sz w:val="24"/>
+                <w:szCs w:val="24"/>
+              </w:rPr>
+              <w:t xml:space="preserve">The map symbology in Figure 1 has been revised (e.g., city markers have been </w:t>
+            </w:r>
+            <w:r>
+              <w:rPr>
+                <w:rFonts w:asciiTheme="majorBidi" w:hAnsiTheme="majorBidi" w:cstheme="majorBidi"/>
+                <w:color w:val="2E74B5" w:themeColor="accent1" w:themeShade="BF"/>
+                <w:sz w:val="24"/>
+                <w:szCs w:val="24"/>
+              </w:rPr>
+              <w:t xml:space="preserve">deleted, the smaller markers were used for DSEs </w:t>
+            </w:r>
+            <w:r>
+              <w:rPr>
+                <w:rFonts w:asciiTheme="majorBidi" w:hAnsiTheme="majorBidi" w:cstheme="majorBidi"/>
+                <w:color w:val="2E74B5" w:themeColor="accent1" w:themeShade="BF"/>
+                <w:sz w:val="24"/>
+                <w:szCs w:val="24"/>
+              </w:rPr>
+              <w:t>markers)</w:t>
+            </w:r>
+            <w:r>
+              <w:rPr>
+                <w:rFonts w:asciiTheme="majorBidi" w:hAnsiTheme="majorBidi" w:cstheme="majorBidi"/>
+                <w:color w:val="2E74B5" w:themeColor="accent1" w:themeShade="BF"/>
+                <w:sz w:val="24"/>
+                <w:szCs w:val="24"/>
+              </w:rPr>
+              <w:t xml:space="preserve"> to ensure they stand out clearly against the elevation gradient.</w:t>
             </w:r>
           </w:p>
           <w:p>
@@ -933,7 +1018,16 @@
                 <w:sz w:val="24"/>
                 <w:szCs w:val="24"/>
               </w:rPr>
-              <w:t>We apologize for the vague phrasing. We have reworded this sentence to clarify that we empirically evaluated both spectral bands to determine which yielded higher accuracy for our specific thresholding application.</w:t>
+              <w:t>Sorry about the wording. The sentence was reworded</w:t>
+            </w:r>
+            <w:r>
+              <w:rPr>
+                <w:rFonts w:asciiTheme="majorBidi" w:hAnsiTheme="majorBidi" w:cstheme="majorBidi"/>
+                <w:color w:val="2E74B5" w:themeColor="accent1" w:themeShade="BF"/>
+                <w:sz w:val="24"/>
+                <w:szCs w:val="24"/>
+              </w:rPr>
+              <w:t xml:space="preserve"> to clarify that we empirically evaluated both spectral bands to determine which yielded higher accuracy for our specific thresholding application.</w:t>
             </w:r>
           </w:p>
           <w:p>
@@ -1188,18 +1282,25 @@
                 <w:sz w:val="24"/>
                 <w:szCs w:val="24"/>
               </w:rPr>
-              <w:lastRenderedPageBreak/>
-              <w:t xml:space="preserve">We thank the reviewer for this feedback. Based on similar concerns from another reviewer regarding the utility of this specific RGB clustering step to the overall FIC workflow, the text on RGB dust clustering and Figure 6 were entirely removed during </w:t>
-            </w:r>
-            <w:r>
-              <w:rPr>
-                <w:rFonts w:asciiTheme="majorBidi" w:hAnsiTheme="majorBidi" w:cstheme="majorBidi"/>
-                <w:color w:val="2E74B5" w:themeColor="accent1" w:themeShade="BF"/>
-                <w:sz w:val="24"/>
-                <w:szCs w:val="24"/>
-              </w:rPr>
-              <w:lastRenderedPageBreak/>
-              <w:t>the previous revision to streamline the manuscript.</w:t>
+              <w:t>We thank the reviewer for these comments. This feedback is similar to another reviewer in that we also question whether this particular</w:t>
+            </w:r>
+            <w:r>
+              <w:rPr>
+                <w:rFonts w:asciiTheme="majorBidi" w:hAnsiTheme="majorBidi" w:cstheme="majorBidi"/>
+                <w:color w:val="2E74B5" w:themeColor="accent1" w:themeShade="BF"/>
+                <w:sz w:val="24"/>
+                <w:szCs w:val="24"/>
+              </w:rPr>
+              <w:t xml:space="preserve"> </w:t>
+            </w:r>
+            <w:r>
+              <w:rPr>
+                <w:rFonts w:asciiTheme="majorBidi" w:hAnsiTheme="majorBidi" w:cstheme="majorBidi"/>
+                <w:color w:val="2E74B5" w:themeColor="accent1" w:themeShade="BF"/>
+                <w:sz w:val="24"/>
+                <w:szCs w:val="24"/>
+              </w:rPr>
+              <w:t>RGB clustering step to the overall FIC workflow, the text on RGB dust clustering and Figure 6 were entirely removed during the previous revision to streamline the manuscript.</w:t>
             </w:r>
           </w:p>
           <w:p>
@@ -1280,7 +1381,52 @@
                 <w:sz w:val="24"/>
                 <w:szCs w:val="24"/>
               </w:rPr>
-              <w:t>We agree that context is needed. We have added an introductory sentence to explain that probability distributions are used for forecasting and risk management. We also added a caveat explaining that Poisson modeling provides a baseline but is inherently limited in capturing aperiodic interannual climate anomalies like ENSO or multi-year droughts.</w:t>
+              <w:t>Agreed</w:t>
+            </w:r>
+            <w:r>
+              <w:rPr>
+                <w:rFonts w:asciiTheme="majorBidi" w:hAnsiTheme="majorBidi" w:cstheme="majorBidi"/>
+                <w:color w:val="2E74B5" w:themeColor="accent1" w:themeShade="BF"/>
+                <w:sz w:val="24"/>
+                <w:szCs w:val="24"/>
+              </w:rPr>
+              <w:t xml:space="preserve"> that context is needed</w:t>
+            </w:r>
+            <w:r>
+              <w:rPr>
+                <w:rFonts w:asciiTheme="majorBidi" w:hAnsiTheme="majorBidi" w:cstheme="majorBidi"/>
+                <w:color w:val="2E74B5" w:themeColor="accent1" w:themeShade="BF"/>
+                <w:sz w:val="24"/>
+                <w:szCs w:val="24"/>
+              </w:rPr>
+              <w:t>. Hence,</w:t>
+            </w:r>
+            <w:r>
+              <w:rPr>
+                <w:rFonts w:asciiTheme="majorBidi" w:hAnsiTheme="majorBidi" w:cstheme="majorBidi"/>
+                <w:color w:val="2E74B5" w:themeColor="accent1" w:themeShade="BF"/>
+                <w:sz w:val="24"/>
+                <w:szCs w:val="24"/>
+              </w:rPr>
+              <w:t xml:space="preserve"> </w:t>
+            </w:r>
+            <w:r>
+              <w:rPr>
+                <w:rFonts w:asciiTheme="majorBidi" w:hAnsiTheme="majorBidi" w:cstheme="majorBidi"/>
+                <w:color w:val="2E74B5" w:themeColor="accent1" w:themeShade="BF"/>
+                <w:sz w:val="24"/>
+                <w:szCs w:val="24"/>
+              </w:rPr>
+              <w:t>w</w:t>
+            </w:r>
+            <w:r>
+              <w:rPr>
+                <w:rFonts w:asciiTheme="majorBidi" w:hAnsiTheme="majorBidi" w:cstheme="majorBidi"/>
+                <w:color w:val="2E74B5" w:themeColor="accent1" w:themeShade="BF"/>
+                <w:sz w:val="24"/>
+                <w:szCs w:val="24"/>
+              </w:rPr>
+              <w:t>e have added an introductory sentence to explain that probability distributions are used for forecasting and risk management. We also added a caveat explaining that Poisson modeling provides a baseline but is inherently limited in capturing aperiodic interannual climate anomalies like ENSO or multi-year droughts.</w:t>
             </w:r>
           </w:p>
           <w:p>
@@ -1359,7 +1505,25 @@
                 <w:sz w:val="24"/>
                 <w:szCs w:val="24"/>
               </w:rPr>
-              <w:t>We have corrected the section numbering. Furthermore, we have clarified the scale of the index: a value of 1 represents the maximum theoretical hazard based on the highest observed frequency, intensity, and duration parameters within the basin.</w:t>
+              <w:t xml:space="preserve">We have </w:t>
+            </w:r>
+            <w:r>
+              <w:rPr>
+                <w:rFonts w:asciiTheme="majorBidi" w:hAnsiTheme="majorBidi" w:cstheme="majorBidi"/>
+                <w:color w:val="2E74B5" w:themeColor="accent1" w:themeShade="BF"/>
+                <w:sz w:val="24"/>
+                <w:szCs w:val="24"/>
+              </w:rPr>
+              <w:t>modified</w:t>
+            </w:r>
+            <w:r>
+              <w:rPr>
+                <w:rFonts w:asciiTheme="majorBidi" w:hAnsiTheme="majorBidi" w:cstheme="majorBidi"/>
+                <w:color w:val="2E74B5" w:themeColor="accent1" w:themeShade="BF"/>
+                <w:sz w:val="24"/>
+                <w:szCs w:val="24"/>
+              </w:rPr>
+              <w:t xml:space="preserve"> the section numbering. Furthermore, we have clarified the scale of the index: a value of 1 represents the maximum theoretical hazard based on the highest observed frequency, intensity, and duration parameters within the basin.</w:t>
             </w:r>
           </w:p>
           <w:p>
@@ -1517,7 +1681,25 @@
                 <w:sz w:val="24"/>
                 <w:szCs w:val="24"/>
               </w:rPr>
-              <w:t>The reviewer is completely correct; stating there is an "increase" implies a linear upward trend, which contradicts our own time-series data showing severe fluctuations. We have corrected the opening sentence of the conclusion to reflect this interannual variability accurately.</w:t>
+              <w:t xml:space="preserve">The reviewer is completely </w:t>
+            </w:r>
+            <w:r>
+              <w:rPr>
+                <w:rFonts w:asciiTheme="majorBidi" w:hAnsiTheme="majorBidi" w:cstheme="majorBidi"/>
+                <w:color w:val="2E74B5" w:themeColor="accent1" w:themeShade="BF"/>
+                <w:sz w:val="24"/>
+                <w:szCs w:val="24"/>
+              </w:rPr>
+              <w:t>right</w:t>
+            </w:r>
+            <w:r>
+              <w:rPr>
+                <w:rFonts w:asciiTheme="majorBidi" w:hAnsiTheme="majorBidi" w:cstheme="majorBidi"/>
+                <w:color w:val="2E74B5" w:themeColor="accent1" w:themeShade="BF"/>
+                <w:sz w:val="24"/>
+                <w:szCs w:val="24"/>
+              </w:rPr>
+              <w:t>; stating there is an "increase" implies a linear upward trend, which contradicts our own time-series data showing severe fluctuations. We have corrected the opening sentence of the conclusion to reflect this interannual variability accurately.</w:t>
             </w:r>
           </w:p>
           <w:p>
@@ -1596,7 +1778,7 @@
                 <w:sz w:val="24"/>
                 <w:szCs w:val="24"/>
               </w:rPr>
-              <w:t>We agree that the conclusion underrepresented the primary output of the study. We have expanded the conclusion to summarize the findings specifically derived from the new Remote Sensing Dust Haphazardness Index (RSDHI)</w:t>
+              <w:t>We have expanded the conclusion to summarize the findings specifically derived from the new Remote Sensing Dust Haphazardness Index (RSDHI)</w:t>
             </w:r>
             <w:r>
               <w:rPr>
